--- a/daily-reports/2026-09-01/report.docx
+++ b/daily-reports/2026-09-01/report.docx
@@ -28,28 +28,28 @@
         <w:pStyle w:val="Heading2"/>
       </w:pPr>
       <w:r>
-        <w:t>1. sapientinc/PRAXIST  ⭐ 5,448</w:t>
+        <w:t>1. sapientinc/PRAXIST  ⭐ 5,452</w:t>
       </w:r>
     </w:p>
     <w:p>
       <w:r>
-        <w:t>语言：Python ｜ Stars：5,448 ｜ Forks：474</w:t>
+        <w:t>语言：Python ｜ Stars：5,452 ｜ Forks：474</w:t>
         <w:br/>
       </w:r>
       <w:r>
-        <w:t>这是什么：这是一个自动研究系统，能帮你完成可以实际在电脑上运行的研究任务，就像有一个研究助手帮你做实验和数据分析。</w:t>
+        <w:t>这是什么：PRAXIST 是一个自主研究系统，它能自动进行可测量、可执行的研究任务。简单说，它就像一个智能助手，帮你规划并完成研究步骤，而且每一步都能在电脑上实际操作。</w:t>
         <w:br/>
       </w:r>
       <w:r>
-        <w:t>能用来做什么：你可以用它来自动执行一些研究步骤，比如收集数据、运行分析，适合需要重复实验的研究工作。</w:t>
+        <w:t>能用来做什么：你可以用它来自动收集数据、运行实验或分析结果，适合需要重复或复杂研究流程的场景。</w:t>
         <w:br/>
       </w:r>
       <w:r>
-        <w:t>适用领域：科学研究、数据分析、自动化实验</w:t>
+        <w:t>适用领域：科学研究、数据分析、自动化测试、学术研究</w:t>
         <w:br/>
       </w:r>
       <w:r>
-        <w:t>对新手有什么帮助：对新手来说，可以学习如何用代码自动化研究流程，减少手动操作的麻烦。</w:t>
+        <w:t>对新手有什么帮助：对于新手，它展示了如何用代码自动化研究工作，适合学习编程和自动化思维。</w:t>
         <w:br/>
       </w:r>
       <w:r>
@@ -66,23 +66,23 @@
     </w:p>
     <w:p>
       <w:r>
-        <w:t>语言：TeX ｜ Stars：4,192 ｜ Forks：658</w:t>
+        <w:t>语言：TeX ｜ Stars：4,192 ｜ Forks：659</w:t>
         <w:br/>
       </w:r>
       <w:r>
-        <w:t>这是什么：这个项目是用LaTeX（一种排版工具）写的情书或表白文档，可能包含漂亮的格式和内容。</w:t>
+        <w:t>这是什么：这个项目是一个用 LaTeX 编写的文档，内容可能是一封情书或类似的东西。LaTeX 是一种排版系统，常用于写学术论文，但这里用来做创意表达。</w:t>
         <w:br/>
       </w:r>
       <w:r>
-        <w:t>能用来做什么：可以用来制作精美的PDF文档，比如情书、简历或报告，通过LaTeX排版。</w:t>
+        <w:t>能用来做什么：你可以参考它来学习如何用 LaTeX 制作精美的文档，或者作为模板来写自己的信件。</w:t>
         <w:br/>
       </w:r>
       <w:r>
-        <w:t>适用领域：文档排版、创意写作、个人表达</w:t>
+        <w:t>适用领域：文档排版、创意写作、学术写作</w:t>
         <w:br/>
       </w:r>
       <w:r>
-        <w:t>对新手有什么帮助：适合新手学习LaTeX的基础用法，同时也能激发创意，用技术表达情感。</w:t>
+        <w:t>对新手有什么帮助：它教你用 LaTeX 排版，适合想学习专业文档制作的新手。</w:t>
         <w:br/>
       </w:r>
       <w:r>
@@ -94,28 +94,28 @@
         <w:pStyle w:val="Heading2"/>
       </w:pPr>
       <w:r>
-        <w:t>3. XiaoDuoYa/codex-with-chatgpt  ⭐ 1,846</w:t>
+        <w:t>3. XiaoDuoYa/codex-with-chatgpt  ⭐ 1,853</w:t>
       </w:r>
     </w:p>
     <w:p>
       <w:r>
-        <w:t>语言：TypeScript ｜ Stars：1,846 ｜ Forks：196</w:t>
+        <w:t>语言：TypeScript ｜ Stars：1,853 ｜ Forks：198</w:t>
         <w:br/>
       </w:r>
       <w:r>
-        <w:t>这是什么：这个项目让ChatGPT（一个聊天机器人）和Codex（一个编程助手）合作，ChatGPT负责思考计划，Codex负责执行代码，就像大脑和手的分工。</w:t>
+        <w:t>这是什么：这个项目结合了 ChatGPT 和 Codex，让 ChatGPT 负责思考规划，Codex 负责执行代码。就像把大脑和手连起来，让 AI 能更完整地完成任务。</w:t>
         <w:br/>
       </w:r>
       <w:r>
-        <w:t>能用来做什么：你可以用它来让AI帮你完成复杂的编程任务，比如写代码、调试，同时有智能规划。</w:t>
+        <w:t>能用来做什么：你可以用它来让 AI 自动编写和运行代码，比如生成报告或处理数据。</w:t>
         <w:br/>
       </w:r>
       <w:r>
-        <w:t>适用领域：软件开发、AI辅助编程、自动化任务</w:t>
+        <w:t>适用领域：AI 编程、自动化任务、软件开发</w:t>
         <w:br/>
       </w:r>
       <w:r>
-        <w:t>对新手有什么帮助：对新手来说，可以了解如何结合不同AI工具，提高编程效率，学习AI协作的思路。</w:t>
+        <w:t>对新手有什么帮助：它展示了如何用 AI 协作，适合对 AI 编程感兴趣的新手学习。</w:t>
         <w:br/>
       </w:r>
       <w:r>
@@ -127,28 +127,28 @@
         <w:pStyle w:val="Heading2"/>
       </w:pPr>
       <w:r>
-        <w:t>4. Nanako0129/sepia  ⭐ 1,236</w:t>
+        <w:t>4. Nanako0129/sepia  ⭐ 1,237</w:t>
       </w:r>
     </w:p>
     <w:p>
       <w:r>
-        <w:t>语言：未知 ｜ Stars：1,236 ｜ Forks：72</w:t>
+        <w:t>语言：未知 ｜ Stars：1,237 ｜ Forks：73</w:t>
         <w:br/>
       </w:r>
       <w:r>
-        <w:t>这是什么：这是一个工具，能帮AI写作去掉机器味，让文字更像人类写的，特别适合小说和专业文章，它基于一个学术研究（StoryScope）。</w:t>
+        <w:t>这是什么：Sepia 是一个去 AI 化的写作工具，它能让 AI 写的文字更像人类写的，适用于各种 AI 代理。它基于一个研究论文，能修复小说叙事结构，调整专业写作风格。</w:t>
         <w:br/>
       </w:r>
       <w:r>
-        <w:t>能用来做什么：你可以用它来润色AI生成的文本，比如小说、报告，让语言更自然，符合不同场合的规则。</w:t>
+        <w:t>能用来做什么：你可以用它来润色 AI 生成的文章，让它们更自然，或者调整成特定风格。</w:t>
         <w:br/>
       </w:r>
       <w:r>
-        <w:t>适用领域：文学创作、内容编辑、AI写作优化</w:t>
+        <w:t>适用领域：内容创作、文学写作、专业写作、AI 应用</w:t>
         <w:br/>
       </w:r>
       <w:r>
-        <w:t>对新手有什么帮助：对新手来说，可以学习如何改进AI输出，提升写作质量，理解叙事结构。</w:t>
+        <w:t>对新手有什么帮助：它教你如何优化 AI 文本，适合想提升写作质量的新手。</w:t>
         <w:br/>
       </w:r>
       <w:r>
@@ -169,19 +169,19 @@
         <w:br/>
       </w:r>
       <w:r>
-        <w:t>这是什么：这是MetaMask钱包的桌面版应用，让你在电脑上浏览和使用基于以太坊区块链的网站，就像浏览器一样。</w:t>
+        <w:t>这是什么：MetaMask 桌面版是一个浏览器应用，让你能访问以太坊区块链上的网站。它就像一个数字钱包和浏览器，让你与去中心化应用交互。</w:t>
         <w:br/>
       </w:r>
       <w:r>
-        <w:t>能用来做什么：你可以用它来管理加密货币、访问去中心化应用（DApp），进行区块链操作。</w:t>
+        <w:t>能用来做什么：你可以用它来管理加密货币、使用去中心化应用，比如交易或玩游戏。</w:t>
         <w:br/>
       </w:r>
       <w:r>
-        <w:t>适用领域：区块链、加密货币、去中心化应用</w:t>
+        <w:t>适用领域：区块链、加密货币、去中心化应用、网页浏览</w:t>
         <w:br/>
       </w:r>
       <w:r>
-        <w:t>对新手有什么帮助：对新手来说，可以安全地体验区块链世界，学习如何管理数字资产。</w:t>
+        <w:t>对新手有什么帮助：它帮助你了解区块链和 Web3，适合想入门加密货币的新手。</w:t>
         <w:br/>
       </w:r>
       <w:r>
@@ -212,7 +212,7 @@
         <w:t>The safest job from AI may be writing</w:t>
       </w:r>
       <w:r>
-        <w:t>（👍 97）</w:t>
+        <w:t>（👍 100）</w:t>
       </w:r>
       <w:r>
         <w:br/>
@@ -220,7 +220,7 @@
       </w:r>
       <w:r>
         <w:br/>
-        <w:t>摘要：这篇文章探讨了在AI时代，写作可能是最安全的工作之一，因为AI在创造性和情感表达上仍难以完全替代人类，值得关注的是它提供了对AI就业影响的独特视角。</w:t>
+        <w:t>摘要：文章探讨了在AI时代，写作可能是最安全的工作，因为AI难以完全复制人类的创造力和情感表达，值得关注的是它为职业规划提供了新视角。</w:t>
       </w:r>
     </w:p>
     <w:p>
@@ -239,7 +239,7 @@
       </w:r>
       <w:r>
         <w:br/>
-        <w:t>摘要：这条新闻指出Claude Code将其每周使用限制降低了17%，与当前相比，这可能影响开发者的工作流程，值得关注因为它反映了AI工具在资源管理和用户体验上的调整。</w:t>
+        <w:t>摘要：Claude Code宣布将其每周使用限额下调17%，这一变化直接影响用户的使用成本，反映了AI服务在资源管理上的调整，对开发者社区有实际影响。</w:t>
       </w:r>
     </w:p>
     <w:p>
@@ -263,7 +263,7 @@
       </w:r>
       <w:r>
         <w:br/>
-        <w:t>摘要：报道称风险投资界出现疯狂举动，提供200万现金冠军奖，并额外投入4000万建造一座AI创业乌托邦，这显示了资本对AI初创项目的极度热情，值得关注因为它揭示了投资趋势和创业生态的新动向。</w:t>
+        <w:t>摘要：报道称某风投机构斥资4000万打造AI创业乌托邦，并设200万现金冠军奖，这一高额投入旨在吸引顶尖AI创业者，凸显了当前AI投资的热潮和竞争激烈。</w:t>
       </w:r>
     </w:p>
     <w:p>
@@ -287,7 +287,7 @@
       </w:r>
       <w:r>
         <w:br/>
-        <w:t>摘要：这条新闻强调利用百万小时真实数据来构建物理AI的规模化数据供给，这有助于提升AI在现实世界中的表现，值得关注因为它解决了AI训练数据的关键瓶颈，推动了物理AI的发展。</w:t>
+        <w:t>摘要：文章介绍了通过百万小时真实数据来构建物理AI的数据供给体系，强调规模化数据对AI发展的重要性，为物理AI的研究和应用提供了数据基础。</w:t>
       </w:r>
     </w:p>
     <w:sectPr>
